--- a/downloads/teacher/05 Materials/Unit 05/Slides/Slides 05.12 - Comparing the Same Item Across Stores Secondhand and Online.docx
+++ b/downloads/teacher/05 Materials/Unit 05/Slides/Slides 05.12 - Comparing the Same Item Across Stores Secondhand and Online.docx
@@ -17,7 +17,7 @@
         <w:pStyle w:val="FirstParagraph"/>
       </w:pPr>
       <w:r>
-        <w:t xml:space="preserve">Lesson 5.12, two days (days 131 and 132). Slides 1 to 12 are Day 1. Slides 13 to 18 are Day 2. All prices marked [update].</w:t>
+        <w:t xml:space="preserve">Lesson 5.12, one day (day 132). Slides 1 to 12, labeled Day 1, are the lesson. Slides 13 to 18, labeled Day 2, are the eight-item poster task, which the lesson names as the grade 8 stretch and the extension for a longer period. All prices to be refreshed before teaching.</w:t>
       </w:r>
     </w:p>
     <w:p>
@@ -740,15 +740,6 @@
       <w:r>
         <w:t xml:space="preserve">Listed price $9.99</w:t>
       </w:r>
-      <w:r>
-        <w:t xml:space="preserve"> </w:t>
-      </w:r>
-      <w:r>
-        <w:rPr>
-          <w:rStyle w:val="TeacherNote"/>
-        </w:rPr>
-        <w:t xml:space="preserve">[update]</w:t>
-      </w:r>
     </w:p>
     <w:p>
       <w:pPr>
@@ -908,22 +899,7 @@
         <w:pStyle w:val="FirstParagraph"/>
       </w:pPr>
       <w:r>
-        <w:t xml:space="preserve">Notes:</w:t>
-      </w:r>
-      <w:r>
-        <w:t xml:space="preserve"> </w:t>
-      </w:r>
-      <w:r>
-        <w:rPr>
-          <w:rStyle w:val="TeacherNote"/>
-        </w:rPr>
-        <w:t xml:space="preserve">[Sal: fill in your four real prices and vendor types.]</w:t>
-      </w:r>
-      <w:r>
-        <w:t xml:space="preserve"> </w:t>
-      </w:r>
-      <w:r>
-        <w:t xml:space="preserve">Ask which garment scored best on stitch density and whether that matched its price. Usually it did not.</w:t>
+        <w:t xml:space="preserve">Notes: Ask which garment scored best on stitch density and whether that matched its price. Usually it did not.</w:t>
       </w:r>
     </w:p>
     <w:p>
